--- a/brand_templates/PECH_LETTERHEAD_TEMPLATE.docx
+++ b/brand_templates/PECH_LETTERHEAD_TEMPLATE.docx
@@ -2,21 +2,108 @@
 <file path=word/document.xml><?xml version="1.0" encoding="utf-8"?>
 <w:document xmlns:w="http://schemas.openxmlformats.org/wordprocessingml/2006/main" xmlns:m="http://schemas.openxmlformats.org/officeDocument/2006/math" xmlns:r="http://schemas.openxmlformats.org/officeDocument/2006/relationships" xmlns:o="urn:schemas-microsoft-com:office:office" xmlns:v="urn:schemas-microsoft-com:vml" xmlns:w10="urn:schemas-microsoft-com:office:word" xmlns:a="http://schemas.openxmlformats.org/drawingml/2006/main" xmlns:pic="http://schemas.openxmlformats.org/drawingml/2006/picture" xmlns:wp="http://schemas.openxmlformats.org/drawingml/2006/wordprocessingDrawing">
   <w:body>
+    <w:p>
+      <w:pPr>
+        <w:pBdr>
+          <w:top w:val="single" w:sz="12" w:space="1" w:color="00BFFF"/>
+          <w:bottom w:val="single" w:sz="36" w:space="0" w:color="F5A623"/>
+        </w:pBdr>
+        <w:spacing w:before="0" w:after="240"/>
+      </w:pPr>
+    </w:p>
+    <w:p>
+      <w:pPr>
+        <w:pBdr>
+          <w:bottom w:val="single" w:sz="6" w:space="1" w:color="00BFFF"/>
+        </w:pBdr>
+        <w:spacing w:before="0" w:after="120"/>
+      </w:pPr>
+    </w:p>
+    <w:p>
+      <w:pPr>
+        <w:jc w:val="center"/>
+        <w:spacing w:before="0" w:after="60"/>
+      </w:pPr>
+      <w:r>
+        <w:rPr>
+          <w:i/>
+          <w:color w:val="E08A00"/>
+          <w:sz w:val="18"/>
+          <w:szCs w:val="18"/>
+        </w:rPr>
+        <w:t>Technology &amp; Infrastructure Enablers for Africa</w:t>
+      </w:r>
+    </w:p>
+    <w:p>
+      <w:pPr>
+        <w:jc w:val="center"/>
+        <w:spacing w:before="200" w:after="40"/>
+      </w:pPr>
+      <w:r>
+        <w:rPr>
+          <w:b/>
+          <w:color w:val="0099CC"/>
+          <w:sz w:val="28"/>
+          <w:szCs w:val="28"/>
+        </w:rPr>
+        <w:t>PECH GROUP HOLDINGS LTD</w:t>
+      </w:r>
+    </w:p>
+    <w:p>
+      <w:pPr>
+        <w:pBdr>
+          <w:top w:val="single" w:sz="36" w:space="0" w:color="F5A623"/>
+          <w:bottom w:val="single" w:sz="12" w:space="1" w:color="00BFFF"/>
+        </w:pBdr>
+        <w:spacing w:after="0"/>
+      </w:pPr>
+    </w:p>
     <w:bookmarkStart w:id="27" w:name="X3c72884eaa06c2f331cb4f9a8f9661a3409e894"/>
     <w:p>
       <w:pPr>
         <w:pStyle w:val="Heading1"/>
-      </w:pPr>
-      <w:r>
+        <w:rPr>
+          <w:color w:val="0099CC"/>
+        </w:rPr>
+        <w:pBdr>
+          <w:bottom w:val="single" w:sz="18" w:space="2" w:color="F5A623"/>
+        </w:pBdr>
+      </w:pPr>
+      <w:r>
+        <w:rPr>
+          <w:b/>
+          <w:color w:val="0099CC"/>
+          <w:sz w:val="44"/>
+        </w:rPr>
         <w:t xml:space="preserve">PECH GROUP HOLDINGS LTD — OFFICIAL LETTERHEAD TEMPLATE</w:t>
       </w:r>
     </w:p>
     <w:bookmarkStart w:id="26" w:name="design-specifications"/>
     <w:p>
       <w:pPr>
+        <w:pBdr>
+          <w:top w:val="single" w:sz="18" w:space="1" w:color="F5A623"/>
+          <w:bottom w:val="single" w:sz="6" w:space="1" w:color="0099CC"/>
+        </w:pBdr>
+        <w:spacing w:before="200" w:after="200"/>
+      </w:pPr>
+    </w:p>
+    <w:p>
+      <w:pPr>
         <w:pStyle w:val="Heading2"/>
-      </w:pPr>
-      <w:r>
+        <w:rPr>
+          <w:color w:val="0099CC"/>
+        </w:rPr>
+        <w:pBdr>
+          <w:bottom w:val="single" w:sz="6" w:space="2" w:color="00BFFF"/>
+        </w:pBdr>
+      </w:pPr>
+      <w:r>
+        <w:rPr>
+          <w:b/>
+          <w:color w:val="0099CC"/>
+          <w:sz w:val="32"/>
+        </w:rPr>
         <w:t xml:space="preserve">Design Specifications</w:t>
       </w:r>
     </w:p>
@@ -31,144 +118,210 @@
     <w:p>
       <w:pPr>
         <w:pStyle w:val="Heading3"/>
-      </w:pPr>
-      <w:r>
+        <w:rPr>
+          <w:color w:val="E08A00"/>
+        </w:rPr>
+      </w:pPr>
+      <w:r>
+        <w:rPr>
+          <w:b/>
+          <w:color w:val="E08A00"/>
+          <w:sz w:val="26"/>
+        </w:rPr>
         <w:t xml:space="preserve">Header Section</w:t>
       </w:r>
     </w:p>
     <w:p>
       <w:pPr>
         <w:pStyle w:val="SourceCode"/>
-      </w:pPr>
-      <w:r>
-        <w:rPr>
-          <w:rStyle w:val="VerbatimChar"/>
+        <w:shd w:fill="1B2838" w:val="clear"/>
+      </w:pPr>
+      <w:r>
+        <w:rPr>
+          <w:rStyle w:val="VerbatimChar"/>
+          <w:color w:val="00BFFF"/>
         </w:rPr>
         <w:t xml:space="preserve">┌─────────────────────────────────────────────────────────────────────────┐</w:t>
       </w:r>
       <w:r>
-        <w:br/>
-      </w:r>
-      <w:r>
-        <w:rPr>
-          <w:rStyle w:val="VerbatimChar"/>
+        <w:rPr>
+          <w:color w:val="00BFFF"/>
+        </w:rPr>
+        <w:br/>
+      </w:r>
+      <w:r>
+        <w:rPr>
+          <w:rStyle w:val="VerbatimChar"/>
+          <w:color w:val="00BFFF"/>
         </w:rPr>
         <w:t xml:space="preserve">│                                                                         │</w:t>
       </w:r>
       <w:r>
-        <w:br/>
-      </w:r>
-      <w:r>
-        <w:rPr>
-          <w:rStyle w:val="VerbatimChar"/>
+        <w:rPr>
+          <w:color w:val="00BFFF"/>
+        </w:rPr>
+        <w:br/>
+      </w:r>
+      <w:r>
+        <w:rPr>
+          <w:rStyle w:val="VerbatimChar"/>
+          <w:color w:val="00BFFF"/>
         </w:rPr>
         <w:t xml:space="preserve">│  [PECH LOGO]              PECH GROUP HOLDINGS LTD                      │</w:t>
       </w:r>
       <w:r>
-        <w:br/>
-      </w:r>
-      <w:r>
-        <w:rPr>
-          <w:rStyle w:val="VerbatimChar"/>
+        <w:rPr>
+          <w:color w:val="00BFFF"/>
+        </w:rPr>
+        <w:br/>
+      </w:r>
+      <w:r>
+        <w:rPr>
+          <w:rStyle w:val="VerbatimChar"/>
+          <w:color w:val="00BFFF"/>
         </w:rPr>
         <w:t xml:space="preserve">│  (Hexagonal)              Technology &amp; Infrastructure          │</w:t>
       </w:r>
       <w:r>
-        <w:br/>
-      </w:r>
-      <w:r>
-        <w:rPr>
-          <w:rStyle w:val="VerbatimChar"/>
+        <w:rPr>
+          <w:color w:val="00BFFF"/>
+        </w:rPr>
+        <w:br/>
+      </w:r>
+      <w:r>
+        <w:rPr>
+          <w:rStyle w:val="VerbatimChar"/>
+          <w:color w:val="00BFFF"/>
         </w:rPr>
         <w:t xml:space="preserve">│  60x60px                  Enablers for People                          │</w:t>
       </w:r>
       <w:r>
-        <w:br/>
-      </w:r>
-      <w:r>
-        <w:rPr>
-          <w:rStyle w:val="VerbatimChar"/>
+        <w:rPr>
+          <w:color w:val="00BFFF"/>
+        </w:rPr>
+        <w:br/>
+      </w:r>
+      <w:r>
+        <w:rPr>
+          <w:rStyle w:val="VerbatimChar"/>
+          <w:color w:val="00BFFF"/>
         </w:rPr>
         <w:t xml:space="preserve">│                                                                         │</w:t>
       </w:r>
       <w:r>
-        <w:br/>
-      </w:r>
-      <w:r>
-        <w:rPr>
-          <w:rStyle w:val="VerbatimChar"/>
+        <w:rPr>
+          <w:color w:val="00BFFF"/>
+        </w:rPr>
+        <w:br/>
+      </w:r>
+      <w:r>
+        <w:rPr>
+          <w:rStyle w:val="VerbatimChar"/>
+          <w:color w:val="00BFFF"/>
         </w:rPr>
         <w:t xml:space="preserve">│  ─────────────────────────────────────────────────────────────────────  │</w:t>
       </w:r>
       <w:r>
-        <w:br/>
-      </w:r>
-      <w:r>
-        <w:rPr>
-          <w:rStyle w:val="VerbatimChar"/>
+        <w:rPr>
+          <w:color w:val="00BFFF"/>
+        </w:rPr>
+        <w:br/>
+      </w:r>
+      <w:r>
+        <w:rPr>
+          <w:rStyle w:val="VerbatimChar"/>
+          <w:color w:val="00BFFF"/>
         </w:rPr>
         <w:t xml:space="preserve">│  Sky Blue (#00BFFF) accent line                                        │</w:t>
       </w:r>
       <w:r>
-        <w:br/>
-      </w:r>
-      <w:r>
-        <w:rPr>
-          <w:rStyle w:val="VerbatimChar"/>
+        <w:rPr>
+          <w:color w:val="00BFFF"/>
+        </w:rPr>
+        <w:br/>
+      </w:r>
+      <w:r>
+        <w:rPr>
+          <w:rStyle w:val="VerbatimChar"/>
+          <w:color w:val="00BFFF"/>
         </w:rPr>
         <w:t xml:space="preserve">│                                                                         │</w:t>
       </w:r>
       <w:r>
-        <w:br/>
-      </w:r>
-      <w:r>
-        <w:rPr>
-          <w:rStyle w:val="VerbatimChar"/>
+        <w:rPr>
+          <w:color w:val="00BFFF"/>
+        </w:rPr>
+        <w:br/>
+      </w:r>
+      <w:r>
+        <w:rPr>
+          <w:rStyle w:val="VerbatimChar"/>
+          <w:color w:val="00BFFF"/>
         </w:rPr>
         <w:t xml:space="preserve">│  Address: Lagos, Nigeria                                                │</w:t>
       </w:r>
       <w:r>
-        <w:br/>
-      </w:r>
-      <w:r>
-        <w:rPr>
-          <w:rStyle w:val="VerbatimChar"/>
+        <w:rPr>
+          <w:color w:val="00BFFF"/>
+        </w:rPr>
+        <w:br/>
+      </w:r>
+      <w:r>
+        <w:rPr>
+          <w:rStyle w:val="VerbatimChar"/>
+          <w:color w:val="00BFFF"/>
         </w:rPr>
         <w:t xml:space="preserve">│  Phone: +234 XXX XXX XXXX                                              │</w:t>
       </w:r>
       <w:r>
-        <w:br/>
-      </w:r>
-      <w:r>
-        <w:rPr>
-          <w:rStyle w:val="VerbatimChar"/>
+        <w:rPr>
+          <w:color w:val="00BFFF"/>
+        </w:rPr>
+        <w:br/>
+      </w:r>
+      <w:r>
+        <w:rPr>
+          <w:rStyle w:val="VerbatimChar"/>
+          <w:color w:val="00BFFF"/>
         </w:rPr>
         <w:t xml:space="preserve">│  Email: info@pechgroupholdings.tech                                    │</w:t>
       </w:r>
       <w:r>
-        <w:br/>
-      </w:r>
-      <w:r>
-        <w:rPr>
-          <w:rStyle w:val="VerbatimChar"/>
+        <w:rPr>
+          <w:color w:val="00BFFF"/>
+        </w:rPr>
+        <w:br/>
+      </w:r>
+      <w:r>
+        <w:rPr>
+          <w:rStyle w:val="VerbatimChar"/>
+          <w:color w:val="00BFFF"/>
         </w:rPr>
         <w:t xml:space="preserve">│  Website: www.pechgroupholdings.tech                                   │</w:t>
       </w:r>
       <w:r>
-        <w:br/>
-      </w:r>
-      <w:r>
-        <w:rPr>
-          <w:rStyle w:val="VerbatimChar"/>
+        <w:rPr>
+          <w:color w:val="00BFFF"/>
+        </w:rPr>
+        <w:br/>
+      </w:r>
+      <w:r>
+        <w:rPr>
+          <w:rStyle w:val="VerbatimChar"/>
+          <w:color w:val="00BFFF"/>
         </w:rPr>
         <w:t xml:space="preserve">│                                                                         │</w:t>
       </w:r>
       <w:r>
-        <w:br/>
-      </w:r>
-      <w:r>
-        <w:rPr>
-          <w:rStyle w:val="VerbatimChar"/>
+        <w:rPr>
+          <w:color w:val="00BFFF"/>
+        </w:rPr>
+        <w:br/>
+      </w:r>
+      <w:r>
+        <w:rPr>
+          <w:rStyle w:val="VerbatimChar"/>
+          <w:color w:val="00BFFF"/>
         </w:rPr>
         <w:t xml:space="preserve">└─────────────────────────────────────────────────────────────────────────┘</w:t>
       </w:r>
@@ -270,195 +423,302 @@
     <w:p>
       <w:pPr>
         <w:pStyle w:val="Heading3"/>
-      </w:pPr>
-      <w:r>
+        <w:rPr>
+          <w:color w:val="E08A00"/>
+        </w:rPr>
+      </w:pPr>
+      <w:r>
+        <w:rPr>
+          <w:b/>
+          <w:color w:val="E08A00"/>
+          <w:sz w:val="26"/>
+        </w:rPr>
         <w:t xml:space="preserve">Body Section</w:t>
       </w:r>
     </w:p>
     <w:p>
       <w:pPr>
         <w:pStyle w:val="SourceCode"/>
-      </w:pPr>
-      <w:r>
-        <w:rPr>
-          <w:rStyle w:val="VerbatimChar"/>
+        <w:shd w:fill="1B2838" w:val="clear"/>
+      </w:pPr>
+      <w:r>
+        <w:rPr>
+          <w:rStyle w:val="VerbatimChar"/>
+          <w:color w:val="00BFFF"/>
         </w:rPr>
         <w:t xml:space="preserve">Reference: PECH/[DEPT]/[YYYY]/[NNN]</w:t>
       </w:r>
       <w:r>
-        <w:br/>
-      </w:r>
-      <w:r>
-        <w:rPr>
-          <w:rStyle w:val="VerbatimChar"/>
+        <w:rPr>
+          <w:color w:val="00BFFF"/>
+        </w:rPr>
+        <w:br/>
+      </w:r>
+      <w:r>
+        <w:rPr>
+          <w:rStyle w:val="VerbatimChar"/>
+          <w:color w:val="00BFFF"/>
         </w:rPr>
         <w:t xml:space="preserve">Date: [DD Month YYYY]</w:t>
       </w:r>
       <w:r>
-        <w:br/>
-      </w:r>
-      <w:r>
-        <w:br/>
-      </w:r>
-      <w:r>
-        <w:br/>
-      </w:r>
-      <w:r>
-        <w:rPr>
-          <w:rStyle w:val="VerbatimChar"/>
+        <w:rPr>
+          <w:color w:val="00BFFF"/>
+        </w:rPr>
+        <w:br/>
+      </w:r>
+      <w:r>
+        <w:rPr>
+          <w:color w:val="00BFFF"/>
+        </w:rPr>
+        <w:br/>
+      </w:r>
+      <w:r>
+        <w:rPr>
+          <w:color w:val="00BFFF"/>
+        </w:rPr>
+        <w:br/>
+      </w:r>
+      <w:r>
+        <w:rPr>
+          <w:rStyle w:val="VerbatimChar"/>
+          <w:color w:val="00BFFF"/>
         </w:rPr>
         <w:t xml:space="preserve">[Recipient Name]</w:t>
       </w:r>
       <w:r>
-        <w:br/>
-      </w:r>
-      <w:r>
-        <w:rPr>
-          <w:rStyle w:val="VerbatimChar"/>
+        <w:rPr>
+          <w:color w:val="00BFFF"/>
+        </w:rPr>
+        <w:br/>
+      </w:r>
+      <w:r>
+        <w:rPr>
+          <w:rStyle w:val="VerbatimChar"/>
+          <w:color w:val="00BFFF"/>
         </w:rPr>
         <w:t xml:space="preserve">[Recipient Title]</w:t>
       </w:r>
       <w:r>
-        <w:br/>
-      </w:r>
-      <w:r>
-        <w:rPr>
-          <w:rStyle w:val="VerbatimChar"/>
+        <w:rPr>
+          <w:color w:val="00BFFF"/>
+        </w:rPr>
+        <w:br/>
+      </w:r>
+      <w:r>
+        <w:rPr>
+          <w:rStyle w:val="VerbatimChar"/>
+          <w:color w:val="00BFFF"/>
         </w:rPr>
         <w:t xml:space="preserve">[Organization]</w:t>
       </w:r>
       <w:r>
-        <w:br/>
-      </w:r>
-      <w:r>
-        <w:rPr>
-          <w:rStyle w:val="VerbatimChar"/>
+        <w:rPr>
+          <w:color w:val="00BFFF"/>
+        </w:rPr>
+        <w:br/>
+      </w:r>
+      <w:r>
+        <w:rPr>
+          <w:rStyle w:val="VerbatimChar"/>
+          <w:color w:val="00BFFF"/>
         </w:rPr>
         <w:t xml:space="preserve">[Address]</w:t>
       </w:r>
       <w:r>
-        <w:br/>
-      </w:r>
-      <w:r>
-        <w:rPr>
-          <w:rStyle w:val="VerbatimChar"/>
+        <w:rPr>
+          <w:color w:val="00BFFF"/>
+        </w:rPr>
+        <w:br/>
+      </w:r>
+      <w:r>
+        <w:rPr>
+          <w:rStyle w:val="VerbatimChar"/>
+          <w:color w:val="00BFFF"/>
         </w:rPr>
         <w:t xml:space="preserve">[City, State]</w:t>
       </w:r>
       <w:r>
-        <w:br/>
-      </w:r>
-      <w:r>
-        <w:br/>
-      </w:r>
-      <w:r>
-        <w:br/>
-      </w:r>
-      <w:r>
-        <w:rPr>
-          <w:rStyle w:val="VerbatimChar"/>
+        <w:rPr>
+          <w:color w:val="00BFFF"/>
+        </w:rPr>
+        <w:br/>
+      </w:r>
+      <w:r>
+        <w:rPr>
+          <w:color w:val="00BFFF"/>
+        </w:rPr>
+        <w:br/>
+      </w:r>
+      <w:r>
+        <w:rPr>
+          <w:color w:val="00BFFF"/>
+        </w:rPr>
+        <w:br/>
+      </w:r>
+      <w:r>
+        <w:rPr>
+          <w:rStyle w:val="VerbatimChar"/>
+          <w:color w:val="00BFFF"/>
         </w:rPr>
         <w:t xml:space="preserve">Dear [Title] [Surname],</w:t>
       </w:r>
       <w:r>
-        <w:br/>
-      </w:r>
-      <w:r>
-        <w:br/>
-      </w:r>
-      <w:r>
-        <w:rPr>
-          <w:rStyle w:val="VerbatimChar"/>
+        <w:rPr>
+          <w:color w:val="00BFFF"/>
+        </w:rPr>
+        <w:br/>
+      </w:r>
+      <w:r>
+        <w:rPr>
+          <w:color w:val="00BFFF"/>
+        </w:rPr>
+        <w:br/>
+      </w:r>
+      <w:r>
+        <w:rPr>
+          <w:rStyle w:val="VerbatimChar"/>
+          <w:color w:val="00BFFF"/>
         </w:rPr>
         <w:t xml:space="preserve">[Body text — Open Sans Regular, 11pt, color #333333, line spacing 1.5]</w:t>
       </w:r>
       <w:r>
-        <w:br/>
-      </w:r>
-      <w:r>
-        <w:br/>
-      </w:r>
-      <w:r>
-        <w:rPr>
-          <w:rStyle w:val="VerbatimChar"/>
+        <w:rPr>
+          <w:color w:val="00BFFF"/>
+        </w:rPr>
+        <w:br/>
+      </w:r>
+      <w:r>
+        <w:rPr>
+          <w:color w:val="00BFFF"/>
+        </w:rPr>
+        <w:br/>
+      </w:r>
+      <w:r>
+        <w:rPr>
+          <w:rStyle w:val="VerbatimChar"/>
+          <w:color w:val="00BFFF"/>
         </w:rPr>
         <w:t xml:space="preserve">[Paragraph spacing: 12pt after each paragraph]</w:t>
       </w:r>
       <w:r>
-        <w:br/>
-      </w:r>
-      <w:r>
-        <w:br/>
-      </w:r>
-      <w:r>
-        <w:rPr>
-          <w:rStyle w:val="VerbatimChar"/>
+        <w:rPr>
+          <w:color w:val="00BFFF"/>
+        </w:rPr>
+        <w:br/>
+      </w:r>
+      <w:r>
+        <w:rPr>
+          <w:color w:val="00BFFF"/>
+        </w:rPr>
+        <w:br/>
+      </w:r>
+      <w:r>
+        <w:rPr>
+          <w:rStyle w:val="VerbatimChar"/>
+          <w:color w:val="00BFFF"/>
         </w:rPr>
         <w:t xml:space="preserve">[Body content continues...]</w:t>
       </w:r>
       <w:r>
-        <w:br/>
-      </w:r>
-      <w:r>
-        <w:br/>
-      </w:r>
-      <w:r>
-        <w:br/>
-      </w:r>
-      <w:r>
-        <w:rPr>
-          <w:rStyle w:val="VerbatimChar"/>
+        <w:rPr>
+          <w:color w:val="00BFFF"/>
+        </w:rPr>
+        <w:br/>
+      </w:r>
+      <w:r>
+        <w:rPr>
+          <w:color w:val="00BFFF"/>
+        </w:rPr>
+        <w:br/>
+      </w:r>
+      <w:r>
+        <w:rPr>
+          <w:color w:val="00BFFF"/>
+        </w:rPr>
+        <w:br/>
+      </w:r>
+      <w:r>
+        <w:rPr>
+          <w:rStyle w:val="VerbatimChar"/>
+          <w:color w:val="00BFFF"/>
         </w:rPr>
         <w:t xml:space="preserve">Yours faithfully,</w:t>
       </w:r>
       <w:r>
-        <w:br/>
-      </w:r>
-      <w:r>
-        <w:rPr>
-          <w:rStyle w:val="VerbatimChar"/>
+        <w:rPr>
+          <w:color w:val="00BFFF"/>
+        </w:rPr>
+        <w:br/>
+      </w:r>
+      <w:r>
+        <w:rPr>
+          <w:rStyle w:val="VerbatimChar"/>
+          <w:color w:val="00BFFF"/>
         </w:rPr>
         <w:t xml:space="preserve">For: PECH Group Holdings Ltd</w:t>
       </w:r>
       <w:r>
-        <w:br/>
-      </w:r>
-      <w:r>
-        <w:br/>
-      </w:r>
-      <w:r>
-        <w:br/>
-      </w:r>
-      <w:r>
-        <w:rPr>
-          <w:rStyle w:val="VerbatimChar"/>
+        <w:rPr>
+          <w:color w:val="00BFFF"/>
+        </w:rPr>
+        <w:br/>
+      </w:r>
+      <w:r>
+        <w:rPr>
+          <w:color w:val="00BFFF"/>
+        </w:rPr>
+        <w:br/>
+      </w:r>
+      <w:r>
+        <w:rPr>
+          <w:color w:val="00BFFF"/>
+        </w:rPr>
+        <w:br/>
+      </w:r>
+      <w:r>
+        <w:rPr>
+          <w:rStyle w:val="VerbatimChar"/>
+          <w:color w:val="00BFFF"/>
         </w:rPr>
         <w:t xml:space="preserve">_________________________</w:t>
       </w:r>
       <w:r>
-        <w:br/>
-      </w:r>
-      <w:r>
-        <w:rPr>
-          <w:rStyle w:val="VerbatimChar"/>
+        <w:rPr>
+          <w:color w:val="00BFFF"/>
+        </w:rPr>
+        <w:br/>
+      </w:r>
+      <w:r>
+        <w:rPr>
+          <w:rStyle w:val="VerbatimChar"/>
+          <w:color w:val="00BFFF"/>
         </w:rPr>
         <w:t xml:space="preserve">[Signatory Name]</w:t>
       </w:r>
       <w:r>
-        <w:br/>
-      </w:r>
-      <w:r>
-        <w:rPr>
-          <w:rStyle w:val="VerbatimChar"/>
+        <w:rPr>
+          <w:color w:val="00BFFF"/>
+        </w:rPr>
+        <w:br/>
+      </w:r>
+      <w:r>
+        <w:rPr>
+          <w:rStyle w:val="VerbatimChar"/>
+          <w:color w:val="00BFFF"/>
         </w:rPr>
         <w:t xml:space="preserve">[Designation]</w:t>
       </w:r>
       <w:r>
-        <w:br/>
-      </w:r>
-      <w:r>
-        <w:rPr>
-          <w:rStyle w:val="VerbatimChar"/>
+        <w:rPr>
+          <w:color w:val="00BFFF"/>
+        </w:rPr>
+        <w:br/>
+      </w:r>
+      <w:r>
+        <w:rPr>
+          <w:rStyle w:val="VerbatimChar"/>
+          <w:color w:val="00BFFF"/>
         </w:rPr>
         <w:t xml:space="preserve">[Department]</w:t>
       </w:r>
@@ -517,90 +777,132 @@
     <w:p>
       <w:pPr>
         <w:pStyle w:val="Heading3"/>
-      </w:pPr>
-      <w:r>
+        <w:rPr>
+          <w:color w:val="E08A00"/>
+        </w:rPr>
+      </w:pPr>
+      <w:r>
+        <w:rPr>
+          <w:b/>
+          <w:color w:val="E08A00"/>
+          <w:sz w:val="26"/>
+        </w:rPr>
         <w:t xml:space="preserve">Footer Section</w:t>
       </w:r>
     </w:p>
     <w:p>
       <w:pPr>
         <w:pStyle w:val="SourceCode"/>
-      </w:pPr>
-      <w:r>
-        <w:rPr>
-          <w:rStyle w:val="VerbatimChar"/>
+        <w:shd w:fill="1B2838" w:val="clear"/>
+      </w:pPr>
+      <w:r>
+        <w:rPr>
+          <w:rStyle w:val="VerbatimChar"/>
+          <w:color w:val="00BFFF"/>
         </w:rPr>
         <w:t xml:space="preserve">┌─────────────────────────────────────────────────────────────────────────┐</w:t>
       </w:r>
       <w:r>
-        <w:br/>
-      </w:r>
-      <w:r>
-        <w:rPr>
-          <w:rStyle w:val="VerbatimChar"/>
+        <w:rPr>
+          <w:color w:val="00BFFF"/>
+        </w:rPr>
+        <w:br/>
+      </w:r>
+      <w:r>
+        <w:rPr>
+          <w:rStyle w:val="VerbatimChar"/>
+          <w:color w:val="00BFFF"/>
         </w:rPr>
         <w:t xml:space="preserve">│  ─────────────────────────────────────────────────────────────────────  │</w:t>
       </w:r>
       <w:r>
-        <w:br/>
-      </w:r>
-      <w:r>
-        <w:rPr>
-          <w:rStyle w:val="VerbatimChar"/>
+        <w:rPr>
+          <w:color w:val="00BFFF"/>
+        </w:rPr>
+        <w:br/>
+      </w:r>
+      <w:r>
+        <w:rPr>
+          <w:rStyle w:val="VerbatimChar"/>
+          <w:color w:val="00BFFF"/>
         </w:rPr>
         <w:t xml:space="preserve">│  Orange (#F5A623) accent line                                          │</w:t>
       </w:r>
       <w:r>
-        <w:br/>
-      </w:r>
-      <w:r>
-        <w:rPr>
-          <w:rStyle w:val="VerbatimChar"/>
+        <w:rPr>
+          <w:color w:val="00BFFF"/>
+        </w:rPr>
+        <w:br/>
+      </w:r>
+      <w:r>
+        <w:rPr>
+          <w:rStyle w:val="VerbatimChar"/>
+          <w:color w:val="00BFFF"/>
         </w:rPr>
         <w:t xml:space="preserve">│                                                                         │</w:t>
       </w:r>
       <w:r>
-        <w:br/>
-      </w:r>
-      <w:r>
-        <w:rPr>
-          <w:rStyle w:val="VerbatimChar"/>
+        <w:rPr>
+          <w:color w:val="00BFFF"/>
+        </w:rPr>
+        <w:br/>
+      </w:r>
+      <w:r>
+        <w:rPr>
+          <w:rStyle w:val="VerbatimChar"/>
+          <w:color w:val="00BFFF"/>
         </w:rPr>
         <w:t xml:space="preserve">│  PECH Group Holdings Ltd | RC Number: [XXXXXXX] | TIN: [XXXXXXXXXX]   │</w:t>
       </w:r>
       <w:r>
-        <w:br/>
-      </w:r>
-      <w:r>
-        <w:rPr>
-          <w:rStyle w:val="VerbatimChar"/>
+        <w:rPr>
+          <w:color w:val="00BFFF"/>
+        </w:rPr>
+        <w:br/>
+      </w:r>
+      <w:r>
+        <w:rPr>
+          <w:rStyle w:val="VerbatimChar"/>
+          <w:color w:val="00BFFF"/>
         </w:rPr>
         <w:t xml:space="preserve">│  Registered Office: Lagos, Nigeria                                     │</w:t>
       </w:r>
       <w:r>
-        <w:br/>
-      </w:r>
-      <w:r>
-        <w:rPr>
-          <w:rStyle w:val="VerbatimChar"/>
+        <w:rPr>
+          <w:color w:val="00BFFF"/>
+        </w:rPr>
+        <w:br/>
+      </w:r>
+      <w:r>
+        <w:rPr>
+          <w:rStyle w:val="VerbatimChar"/>
+          <w:color w:val="00BFFF"/>
         </w:rPr>
         <w:t xml:space="preserve">│  "Technology &amp; Infrastructure Enablers for People"            │</w:t>
       </w:r>
       <w:r>
-        <w:br/>
-      </w:r>
-      <w:r>
-        <w:rPr>
-          <w:rStyle w:val="VerbatimChar"/>
+        <w:rPr>
+          <w:color w:val="00BFFF"/>
+        </w:rPr>
+        <w:br/>
+      </w:r>
+      <w:r>
+        <w:rPr>
+          <w:rStyle w:val="VerbatimChar"/>
+          <w:color w:val="00BFFF"/>
         </w:rPr>
         <w:t xml:space="preserve">│                                                                         │</w:t>
       </w:r>
       <w:r>
-        <w:br/>
-      </w:r>
-      <w:r>
-        <w:rPr>
-          <w:rStyle w:val="VerbatimChar"/>
+        <w:rPr>
+          <w:color w:val="00BFFF"/>
+        </w:rPr>
+        <w:br/>
+      </w:r>
+      <w:r>
+        <w:rPr>
+          <w:rStyle w:val="VerbatimChar"/>
+          <w:color w:val="00BFFF"/>
         </w:rPr>
         <w:t xml:space="preserve">└─────────────────────────────────────────────────────────────────────────┘</w:t>
       </w:r>
@@ -683,54 +985,80 @@
     <w:p>
       <w:pPr>
         <w:pStyle w:val="Heading3"/>
-      </w:pPr>
-      <w:r>
+        <w:rPr>
+          <w:color w:val="E08A00"/>
+        </w:rPr>
+      </w:pPr>
+      <w:r>
+        <w:rPr>
+          <w:b/>
+          <w:color w:val="E08A00"/>
+          <w:sz w:val="26"/>
+        </w:rPr>
         <w:t xml:space="preserve">Page 2+ Header (Continuation)</w:t>
       </w:r>
     </w:p>
     <w:p>
       <w:pPr>
         <w:pStyle w:val="SourceCode"/>
-      </w:pPr>
-      <w:r>
-        <w:rPr>
-          <w:rStyle w:val="VerbatimChar"/>
+        <w:shd w:fill="1B2838" w:val="clear"/>
+      </w:pPr>
+      <w:r>
+        <w:rPr>
+          <w:rStyle w:val="VerbatimChar"/>
+          <w:color w:val="00BFFF"/>
         </w:rPr>
         <w:t xml:space="preserve">┌─────────────────────────────────────────────────────────────────────────┐</w:t>
       </w:r>
       <w:r>
-        <w:br/>
-      </w:r>
-      <w:r>
-        <w:rPr>
-          <w:rStyle w:val="VerbatimChar"/>
+        <w:rPr>
+          <w:color w:val="00BFFF"/>
+        </w:rPr>
+        <w:br/>
+      </w:r>
+      <w:r>
+        <w:rPr>
+          <w:rStyle w:val="VerbatimChar"/>
+          <w:color w:val="00BFFF"/>
         </w:rPr>
         <w:t xml:space="preserve">│  [PECH LOGO]    PECH Group Holdings Ltd    Reference: PECH/DEPT/YYYY/NNN │</w:t>
       </w:r>
       <w:r>
-        <w:br/>
-      </w:r>
-      <w:r>
-        <w:rPr>
-          <w:rStyle w:val="VerbatimChar"/>
+        <w:rPr>
+          <w:color w:val="00BFFF"/>
+        </w:rPr>
+        <w:br/>
+      </w:r>
+      <w:r>
+        <w:rPr>
+          <w:rStyle w:val="VerbatimChar"/>
+          <w:color w:val="00BFFF"/>
         </w:rPr>
         <w:t xml:space="preserve">│  (30x30px)                                  Page [X] of [Y]             │</w:t>
       </w:r>
       <w:r>
-        <w:br/>
-      </w:r>
-      <w:r>
-        <w:rPr>
-          <w:rStyle w:val="VerbatimChar"/>
+        <w:rPr>
+          <w:color w:val="00BFFF"/>
+        </w:rPr>
+        <w:br/>
+      </w:r>
+      <w:r>
+        <w:rPr>
+          <w:rStyle w:val="VerbatimChar"/>
+          <w:color w:val="00BFFF"/>
         </w:rPr>
         <w:t xml:space="preserve">│  ─────────────────────────────────────────────────────────────────────  │</w:t>
       </w:r>
       <w:r>
-        <w:br/>
-      </w:r>
-      <w:r>
-        <w:rPr>
-          <w:rStyle w:val="VerbatimChar"/>
+        <w:rPr>
+          <w:color w:val="00BFFF"/>
+        </w:rPr>
+        <w:br/>
+      </w:r>
+      <w:r>
+        <w:rPr>
+          <w:rStyle w:val="VerbatimChar"/>
+          <w:color w:val="00BFFF"/>
         </w:rPr>
         <w:t xml:space="preserve">└─────────────────────────────────────────────────────────────────────────┘</w:t>
       </w:r>
@@ -747,8 +1075,16 @@
     <w:p>
       <w:pPr>
         <w:pStyle w:val="Heading3"/>
-      </w:pPr>
-      <w:r>
+        <w:rPr>
+          <w:color w:val="E08A00"/>
+        </w:rPr>
+      </w:pPr>
+      <w:r>
+        <w:rPr>
+          <w:b/>
+          <w:color w:val="E08A00"/>
+          <w:sz w:val="26"/>
+        </w:rPr>
         <w:t xml:space="preserve">Print Specifications</w:t>
       </w:r>
     </w:p>
@@ -758,6 +1094,14 @@
         <w:tblW w:type="auto" w:w="0"/>
         <w:tblLook w:firstRow="1" w:lastRow="0" w:firstColumn="0" w:lastColumn="0" w:noHBand="0" w:noVBand="0" w:val="0020"/>
         <w:jc w:val="start"/>
+        <w:tblBorders>
+          <w:top w:val="single" w:sz="4" w:space="0" w:color="B0D4E8"/>
+          <w:left w:val="single" w:sz="4" w:space="0" w:color="B0D4E8"/>
+          <w:bottom w:val="single" w:sz="4" w:space="0" w:color="B0D4E8"/>
+          <w:right w:val="single" w:sz="4" w:space="0" w:color="B0D4E8"/>
+          <w:insideH w:val="single" w:sz="4" w:space="0" w:color="B0D4E8"/>
+          <w:insideV w:val="single" w:sz="4" w:space="0" w:color="B0D4E8"/>
+        </w:tblBorders>
       </w:tblPr>
       <w:tblGrid>
         <w:gridCol w:w="3960"/>
@@ -768,25 +1112,39 @@
           <w:tblHeader w:val="true"/>
         </w:trPr>
         <w:tc>
-          <w:tcPr/>
+          <w:tcPr>
+            <w:shd w:fill="0099CC" w:val="clear"/>
+          </w:tcPr>
           <w:p>
             <w:pPr>
               <w:pStyle w:val="Compact"/>
               <w:jc w:val="left"/>
             </w:pPr>
             <w:r>
+              <w:rPr>
+                <w:b/>
+                <w:color w:val="FFFFFF"/>
+                <w:sz w:val="20"/>
+              </w:rPr>
               <w:t xml:space="preserve">Property</w:t>
             </w:r>
           </w:p>
         </w:tc>
         <w:tc>
-          <w:tcPr/>
+          <w:tcPr>
+            <w:shd w:fill="0099CC" w:val="clear"/>
+          </w:tcPr>
           <w:p>
             <w:pPr>
               <w:pStyle w:val="Compact"/>
               <w:jc w:val="left"/>
             </w:pPr>
             <w:r>
+              <w:rPr>
+                <w:b/>
+                <w:color w:val="FFFFFF"/>
+                <w:sz w:val="20"/>
+              </w:rPr>
               <w:t xml:space="preserve">Value</w:t>
             </w:r>
           </w:p>
@@ -794,7 +1152,9 @@
       </w:tr>
       <w:tr>
         <w:tc>
-          <w:tcPr/>
+          <w:tcPr>
+            <w:shd w:fill="FFFFFF" w:val="clear"/>
+          </w:tcPr>
           <w:p>
             <w:pPr>
               <w:pStyle w:val="Compact"/>
@@ -804,19 +1164,27 @@
               <w:rPr>
                 <w:bCs/>
                 <w:b/>
+                <w:color w:val="1A1A1A"/>
+                <w:sz w:val="19"/>
               </w:rPr>
               <w:t xml:space="preserve">Paper Size:</w:t>
             </w:r>
           </w:p>
         </w:tc>
         <w:tc>
-          <w:tcPr/>
+          <w:tcPr>
+            <w:shd w:fill="FFFFFF" w:val="clear"/>
+          </w:tcPr>
           <w:p>
             <w:pPr>
               <w:pStyle w:val="Compact"/>
               <w:jc w:val="left"/>
             </w:pPr>
             <w:r>
+              <w:rPr>
+                <w:color w:val="1A1A1A"/>
+                <w:sz w:val="19"/>
+              </w:rPr>
               <w:t xml:space="preserve">A4 (210mm x 297mm)</w:t>
             </w:r>
           </w:p>
@@ -824,7 +1192,9 @@
       </w:tr>
       <w:tr>
         <w:tc>
-          <w:tcPr/>
+          <w:tcPr>
+            <w:shd w:fill="E8F8FF" w:val="clear"/>
+          </w:tcPr>
           <w:p>
             <w:pPr>
               <w:pStyle w:val="Compact"/>
@@ -834,19 +1204,27 @@
               <w:rPr>
                 <w:bCs/>
                 <w:b/>
+                <w:color w:val="1A1A1A"/>
+                <w:sz w:val="19"/>
               </w:rPr>
               <w:t xml:space="preserve">Paper Weight:</w:t>
             </w:r>
           </w:p>
         </w:tc>
         <w:tc>
-          <w:tcPr/>
+          <w:tcPr>
+            <w:shd w:fill="E8F8FF" w:val="clear"/>
+          </w:tcPr>
           <w:p>
             <w:pPr>
               <w:pStyle w:val="Compact"/>
               <w:jc w:val="left"/>
             </w:pPr>
             <w:r>
+              <w:rPr>
+                <w:color w:val="1A1A1A"/>
+                <w:sz w:val="19"/>
+              </w:rPr>
               <w:t xml:space="preserve">100gsm bond paper (minimum)</w:t>
             </w:r>
           </w:p>
@@ -854,7 +1232,9 @@
       </w:tr>
       <w:tr>
         <w:tc>
-          <w:tcPr/>
+          <w:tcPr>
+            <w:shd w:fill="FFFFFF" w:val="clear"/>
+          </w:tcPr>
           <w:p>
             <w:pPr>
               <w:pStyle w:val="Compact"/>
@@ -864,19 +1244,27 @@
               <w:rPr>
                 <w:bCs/>
                 <w:b/>
+                <w:color w:val="1A1A1A"/>
+                <w:sz w:val="19"/>
               </w:rPr>
               <w:t xml:space="preserve">Print:</w:t>
             </w:r>
           </w:p>
         </w:tc>
         <w:tc>
-          <w:tcPr/>
+          <w:tcPr>
+            <w:shd w:fill="FFFFFF" w:val="clear"/>
+          </w:tcPr>
           <w:p>
             <w:pPr>
               <w:pStyle w:val="Compact"/>
               <w:jc w:val="left"/>
             </w:pPr>
             <w:r>
+              <w:rPr>
+                <w:color w:val="1A1A1A"/>
+                <w:sz w:val="19"/>
+              </w:rPr>
               <w:t xml:space="preserve">Full color (CMYK)</w:t>
             </w:r>
           </w:p>
@@ -884,7 +1272,9 @@
       </w:tr>
       <w:tr>
         <w:tc>
-          <w:tcPr/>
+          <w:tcPr>
+            <w:shd w:fill="E8F8FF" w:val="clear"/>
+          </w:tcPr>
           <w:p>
             <w:pPr>
               <w:pStyle w:val="Compact"/>
@@ -894,19 +1284,27 @@
               <w:rPr>
                 <w:bCs/>
                 <w:b/>
+                <w:color w:val="1A1A1A"/>
+                <w:sz w:val="19"/>
               </w:rPr>
               <w:t xml:space="preserve">Header Height:</w:t>
             </w:r>
           </w:p>
         </w:tc>
         <w:tc>
-          <w:tcPr/>
+          <w:tcPr>
+            <w:shd w:fill="E8F8FF" w:val="clear"/>
+          </w:tcPr>
           <w:p>
             <w:pPr>
               <w:pStyle w:val="Compact"/>
               <w:jc w:val="left"/>
             </w:pPr>
             <w:r>
+              <w:rPr>
+                <w:color w:val="1A1A1A"/>
+                <w:sz w:val="19"/>
+              </w:rPr>
               <w:t xml:space="preserve">40mm</w:t>
             </w:r>
           </w:p>
@@ -914,7 +1312,9 @@
       </w:tr>
       <w:tr>
         <w:tc>
-          <w:tcPr/>
+          <w:tcPr>
+            <w:shd w:fill="FFFFFF" w:val="clear"/>
+          </w:tcPr>
           <w:p>
             <w:pPr>
               <w:pStyle w:val="Compact"/>
@@ -924,19 +1324,27 @@
               <w:rPr>
                 <w:bCs/>
                 <w:b/>
+                <w:color w:val="1A1A1A"/>
+                <w:sz w:val="19"/>
               </w:rPr>
               <w:t xml:space="preserve">Footer Height:</w:t>
             </w:r>
           </w:p>
         </w:tc>
         <w:tc>
-          <w:tcPr/>
+          <w:tcPr>
+            <w:shd w:fill="FFFFFF" w:val="clear"/>
+          </w:tcPr>
           <w:p>
             <w:pPr>
               <w:pStyle w:val="Compact"/>
               <w:jc w:val="left"/>
             </w:pPr>
             <w:r>
+              <w:rPr>
+                <w:color w:val="1A1A1A"/>
+                <w:sz w:val="19"/>
+              </w:rPr>
               <w:t xml:space="preserve">20mm</w:t>
             </w:r>
           </w:p>
@@ -944,7 +1352,9 @@
       </w:tr>
       <w:tr>
         <w:tc>
-          <w:tcPr/>
+          <w:tcPr>
+            <w:shd w:fill="E8F8FF" w:val="clear"/>
+          </w:tcPr>
           <w:p>
             <w:pPr>
               <w:pStyle w:val="Compact"/>
@@ -954,19 +1364,27 @@
               <w:rPr>
                 <w:bCs/>
                 <w:b/>
+                <w:color w:val="1A1A1A"/>
+                <w:sz w:val="19"/>
               </w:rPr>
               <w:t xml:space="preserve">Left Margin:</w:t>
             </w:r>
           </w:p>
         </w:tc>
         <w:tc>
-          <w:tcPr/>
+          <w:tcPr>
+            <w:shd w:fill="E8F8FF" w:val="clear"/>
+          </w:tcPr>
           <w:p>
             <w:pPr>
               <w:pStyle w:val="Compact"/>
               <w:jc w:val="left"/>
             </w:pPr>
             <w:r>
+              <w:rPr>
+                <w:color w:val="1A1A1A"/>
+                <w:sz w:val="19"/>
+              </w:rPr>
               <w:t xml:space="preserve">25mm</w:t>
             </w:r>
           </w:p>
@@ -974,7 +1392,9 @@
       </w:tr>
       <w:tr>
         <w:tc>
-          <w:tcPr/>
+          <w:tcPr>
+            <w:shd w:fill="FFFFFF" w:val="clear"/>
+          </w:tcPr>
           <w:p>
             <w:pPr>
               <w:pStyle w:val="Compact"/>
@@ -984,19 +1404,27 @@
               <w:rPr>
                 <w:bCs/>
                 <w:b/>
+                <w:color w:val="1A1A1A"/>
+                <w:sz w:val="19"/>
               </w:rPr>
               <w:t xml:space="preserve">Right Margin:</w:t>
             </w:r>
           </w:p>
         </w:tc>
         <w:tc>
-          <w:tcPr/>
+          <w:tcPr>
+            <w:shd w:fill="FFFFFF" w:val="clear"/>
+          </w:tcPr>
           <w:p>
             <w:pPr>
               <w:pStyle w:val="Compact"/>
               <w:jc w:val="left"/>
             </w:pPr>
             <w:r>
+              <w:rPr>
+                <w:color w:val="1A1A1A"/>
+                <w:sz w:val="19"/>
+              </w:rPr>
               <w:t xml:space="preserve">25mm</w:t>
             </w:r>
           </w:p>
@@ -1004,7 +1432,9 @@
       </w:tr>
       <w:tr>
         <w:tc>
-          <w:tcPr/>
+          <w:tcPr>
+            <w:shd w:fill="E8F8FF" w:val="clear"/>
+          </w:tcPr>
           <w:p>
             <w:pPr>
               <w:pStyle w:val="Compact"/>
@@ -1014,19 +1444,27 @@
               <w:rPr>
                 <w:bCs/>
                 <w:b/>
+                <w:color w:val="1A1A1A"/>
+                <w:sz w:val="19"/>
               </w:rPr>
               <w:t xml:space="preserve">Top Margin (body):</w:t>
             </w:r>
           </w:p>
         </w:tc>
         <w:tc>
-          <w:tcPr/>
+          <w:tcPr>
+            <w:shd w:fill="E8F8FF" w:val="clear"/>
+          </w:tcPr>
           <w:p>
             <w:pPr>
               <w:pStyle w:val="Compact"/>
               <w:jc w:val="left"/>
             </w:pPr>
             <w:r>
+              <w:rPr>
+                <w:color w:val="1A1A1A"/>
+                <w:sz w:val="19"/>
+              </w:rPr>
               <w:t xml:space="preserve">50mm (below header)</w:t>
             </w:r>
           </w:p>
@@ -1034,7 +1472,9 @@
       </w:tr>
       <w:tr>
         <w:tc>
-          <w:tcPr/>
+          <w:tcPr>
+            <w:shd w:fill="FFFFFF" w:val="clear"/>
+          </w:tcPr>
           <w:p>
             <w:pPr>
               <w:pStyle w:val="Compact"/>
@@ -1044,19 +1484,27 @@
               <w:rPr>
                 <w:bCs/>
                 <w:b/>
+                <w:color w:val="1A1A1A"/>
+                <w:sz w:val="19"/>
               </w:rPr>
               <w:t xml:space="preserve">Bottom Margin (body):</w:t>
             </w:r>
           </w:p>
         </w:tc>
         <w:tc>
-          <w:tcPr/>
+          <w:tcPr>
+            <w:shd w:fill="FFFFFF" w:val="clear"/>
+          </w:tcPr>
           <w:p>
             <w:pPr>
               <w:pStyle w:val="Compact"/>
               <w:jc w:val="left"/>
             </w:pPr>
             <w:r>
+              <w:rPr>
+                <w:color w:val="1A1A1A"/>
+                <w:sz w:val="19"/>
+              </w:rPr>
               <w:t xml:space="preserve">30mm (above footer)</w:t>
             </w:r>
           </w:p>
@@ -1075,8 +1523,16 @@
     <w:p>
       <w:pPr>
         <w:pStyle w:val="Heading3"/>
-      </w:pPr>
-      <w:r>
+        <w:rPr>
+          <w:color w:val="E08A00"/>
+        </w:rPr>
+      </w:pPr>
+      <w:r>
+        <w:rPr>
+          <w:b/>
+          <w:color w:val="E08A00"/>
+          <w:sz w:val="26"/>
+        </w:rPr>
         <w:t xml:space="preserve">Digital Version (Word/Google Docs)</w:t>
       </w:r>
     </w:p>
@@ -1213,6 +1669,29 @@
         <w:right w:val="single" w:sz="18" w:space="24" w:color="E08A00"/>
       </w:pgBorders>
     </w:sectPr>
+    <w:p>
+      <w:pPr>
+        <w:pBdr>
+          <w:top w:val="single" w:sz="36" w:space="1" w:color="F5A623"/>
+          <w:bottom w:val="single" w:sz="12" w:space="0" w:color="00BFFF"/>
+        </w:pBdr>
+        <w:spacing w:before="300" w:after="0"/>
+      </w:pPr>
+    </w:p>
+    <w:p>
+      <w:pPr>
+        <w:jc w:val="center"/>
+        <w:spacing w:before="60" w:after="0"/>
+      </w:pPr>
+      <w:r>
+        <w:rPr>
+          <w:color w:val="0099CC"/>
+          <w:sz w:val="16"/>
+          <w:szCs w:val="16"/>
+        </w:rPr>
+        <w:t xml:space="preserve">PECH Group Holdings Ltd  |  Lagos, Nigeria  |  pechgroupholdings.tech</w:t>
+      </w:r>
+    </w:p>
   </w:body>
 </w:document>
 </file>

--- a/brand_templates/PECH_LETTERHEAD_TEMPLATE.docx
+++ b/brand_templates/PECH_LETTERHEAD_TEMPLATE.docx
@@ -58,54 +58,39 @@
         <w:spacing w:after="0"/>
       </w:pPr>
     </w:p>
-    <w:bookmarkStart w:id="27" w:name="X3c72884eaa06c2f331cb4f9a8f9661a3409e894"/>
-    <w:p>
-      <w:pPr>
-        <w:pStyle w:val="Heading1"/>
-        <w:rPr>
-          <w:color w:val="0099CC"/>
-        </w:rPr>
-        <w:pBdr>
-          <w:bottom w:val="single" w:sz="18" w:space="2" w:color="F5A623"/>
-        </w:pBdr>
-      </w:pPr>
-      <w:r>
-        <w:rPr>
-          <w:b/>
-          <w:color w:val="0099CC"/>
-          <w:sz w:val="44"/>
-        </w:rPr>
-        <w:t xml:space="preserve">PECH GROUP HOLDINGS LTD — OFFICIAL LETTERHEAD TEMPLATE</w:t>
-      </w:r>
-    </w:p>
-    <w:bookmarkStart w:id="26" w:name="design-specifications"/>
-    <w:p>
-      <w:pPr>
-        <w:pBdr>
-          <w:top w:val="single" w:sz="18" w:space="1" w:color="F5A623"/>
-          <w:bottom w:val="single" w:sz="6" w:space="1" w:color="0099CC"/>
-        </w:pBdr>
-        <w:spacing w:before="200" w:after="200"/>
-      </w:pPr>
-    </w:p>
-    <w:p>
-      <w:pPr>
-        <w:pStyle w:val="Heading2"/>
-        <w:rPr>
-          <w:color w:val="0099CC"/>
-        </w:rPr>
-        <w:pBdr>
-          <w:bottom w:val="single" w:sz="6" w:space="2" w:color="00BFFF"/>
-        </w:pBdr>
-      </w:pPr>
-      <w:r>
-        <w:rPr>
-          <w:b/>
-          <w:color w:val="0099CC"/>
-          <w:sz w:val="32"/>
-        </w:rPr>
+    <w:p>
+      <w:pPr>
+        <w:pStyle w:val="FirstParagraph"/>
+      </w:pPr>
+      <w:r>
+        <w:t xml:space="preserve">📄</w:t>
+      </w:r>
+    </w:p>
+    <w:p>
+      <w:pPr>
+        <w:pStyle w:val="BodyText"/>
+      </w:pPr>
+      <w:r>
+        <w:t xml:space="preserve">OFFICIAL LETTERHEAD TEMPLATE</w:t>
+      </w:r>
+    </w:p>
+    <w:p>
+      <w:pPr>
+        <w:pStyle w:val="BodyText"/>
+      </w:pPr>
+      <w:r>
         <w:t xml:space="preserve">Design Specifications</w:t>
       </w:r>
+    </w:p>
+    <w:p>
+      <w:pPr>
+        <w:pStyle w:val="BodyText"/>
+      </w:pPr>
+    </w:p>
+    <w:p>
+      <w:pPr>
+        <w:pStyle w:val="BodyText"/>
+      </w:pPr>
     </w:p>
     <w:p>
       <w:r>
@@ -1659,16 +1644,7 @@
       </w:r>
     </w:p>
     <w:bookmarkEnd w:id="25"/>
-    <w:bookmarkEnd w:id="26"/>
-    <w:bookmarkEnd w:id="27"/>
-    <w:sectPr>
-      <w:pgBorders w:offsetFrom="page">
-        <w:top w:val="single" w:sz="18" w:space="24" w:color="00BFFF"/>
-        <w:left w:val="single" w:sz="18" w:space="24" w:color="0099CC"/>
-        <w:bottom w:val="single" w:sz="18" w:space="24" w:color="F5A623"/>
-        <w:right w:val="single" w:sz="18" w:space="24" w:color="E08A00"/>
-      </w:pgBorders>
-    </w:sectPr>
+    <w:sectPr/>
     <w:p>
       <w:pPr>
         <w:pBdr>
